--- a/bachelor/sem1/informatics/lab2/ИВТ-26-1б Субботин  Отчет Лабораторная 2.docx
+++ b/bachelor/sem1/informatics/lab2/ИВТ-26-1б Субботин  Отчет Лабораторная 2.docx
@@ -14,6 +14,8 @@
           <w:szCs w:val="24"/>
         </w:rPr>
       </w:pPr>
+      <w:bookmarkStart w:id="0" w:name="_GoBack"/>
+      <w:bookmarkEnd w:id="0"/>
       <w:r>
         <w:rPr>
           <w:bCs/>
@@ -631,14 +633,14 @@
       <w:pPr>
         <w:pStyle w:val="a3"/>
       </w:pPr>
-      <w:bookmarkStart w:id="0" w:name="_Toc242836310"/>
-      <w:bookmarkStart w:id="1" w:name="_Toc242836477"/>
+      <w:bookmarkStart w:id="1" w:name="_Toc242836310"/>
+      <w:bookmarkStart w:id="2" w:name="_Toc242836477"/>
       <w:r>
         <w:lastRenderedPageBreak/>
         <w:t>Оглавление</w:t>
       </w:r>
-      <w:bookmarkEnd w:id="0"/>
       <w:bookmarkEnd w:id="1"/>
+      <w:bookmarkEnd w:id="2"/>
     </w:p>
     <w:p>
       <w:pPr>
@@ -659,8 +661,6 @@
       <w:r>
         <w:fldChar w:fldCharType="separate"/>
       </w:r>
-      <w:bookmarkStart w:id="2" w:name="_GoBack"/>
-      <w:bookmarkEnd w:id="2"/>
     </w:p>
     <w:p>
       <w:pPr>
@@ -672,108 +672,63 @@
           <w:lang w:eastAsia="ru-RU"/>
         </w:rPr>
       </w:pPr>
-      <w:r>
-        <w:rPr>
-          <w:rStyle w:val="a5"/>
-          <w:noProof/>
-        </w:rPr>
-        <w:fldChar w:fldCharType="begin"/>
-      </w:r>
-      <w:r>
-        <w:rPr>
-          <w:rStyle w:val="a5"/>
-          <w:noProof/>
-        </w:rPr>
-        <w:instrText xml:space="preserve"> </w:instrText>
-      </w:r>
-      <w:r>
-        <w:rPr>
-          <w:noProof/>
-        </w:rPr>
-        <w:instrText>HYPERLINK \l "_Toc242836478"</w:instrText>
-      </w:r>
-      <w:r>
-        <w:rPr>
-          <w:rStyle w:val="a5"/>
-          <w:noProof/>
-        </w:rPr>
-        <w:instrText xml:space="preserve"> </w:instrText>
-      </w:r>
-      <w:r>
-        <w:rPr>
-          <w:rStyle w:val="a5"/>
-          <w:noProof/>
-        </w:rPr>
-      </w:r>
-      <w:r>
-        <w:rPr>
-          <w:rStyle w:val="a5"/>
-          <w:noProof/>
-        </w:rPr>
-        <w:fldChar w:fldCharType="separate"/>
-      </w:r>
-      <w:r>
-        <w:rPr>
-          <w:rStyle w:val="a5"/>
-          <w:noProof/>
-        </w:rPr>
-        <w:t>1 Основная часть</w:t>
-      </w:r>
-      <w:r>
-        <w:rPr>
-          <w:noProof/>
-          <w:webHidden/>
-        </w:rPr>
-        <w:tab/>
-      </w:r>
-      <w:r>
-        <w:rPr>
-          <w:noProof/>
-          <w:webHidden/>
-        </w:rPr>
-        <w:fldChar w:fldCharType="begin"/>
-      </w:r>
-      <w:r>
-        <w:rPr>
-          <w:noProof/>
-          <w:webHidden/>
-        </w:rPr>
-        <w:instrText xml:space="preserve"> PAGEREF _Toc242836478 \h </w:instrText>
-      </w:r>
-      <w:r>
-        <w:rPr>
-          <w:noProof/>
-          <w:webHidden/>
-        </w:rPr>
-      </w:r>
-      <w:r>
-        <w:rPr>
-          <w:noProof/>
-          <w:webHidden/>
-        </w:rPr>
-        <w:fldChar w:fldCharType="separate"/>
-      </w:r>
-      <w:r>
-        <w:rPr>
-          <w:noProof/>
-          <w:webHidden/>
-        </w:rPr>
-        <w:t>4</w:t>
-      </w:r>
-      <w:r>
-        <w:rPr>
-          <w:noProof/>
-          <w:webHidden/>
-        </w:rPr>
-        <w:fldChar w:fldCharType="end"/>
-      </w:r>
-      <w:r>
-        <w:rPr>
-          <w:rStyle w:val="a5"/>
-          <w:noProof/>
-        </w:rPr>
-        <w:fldChar w:fldCharType="end"/>
-      </w:r>
+      <w:hyperlink w:anchor="_Toc242836478" w:history="1">
+        <w:r>
+          <w:rPr>
+            <w:rStyle w:val="a5"/>
+            <w:noProof/>
+          </w:rPr>
+          <w:t>1 Основная часть</w:t>
+        </w:r>
+        <w:r>
+          <w:rPr>
+            <w:noProof/>
+            <w:webHidden/>
+          </w:rPr>
+          <w:tab/>
+        </w:r>
+        <w:r>
+          <w:rPr>
+            <w:noProof/>
+            <w:webHidden/>
+          </w:rPr>
+          <w:fldChar w:fldCharType="begin"/>
+        </w:r>
+        <w:r>
+          <w:rPr>
+            <w:noProof/>
+            <w:webHidden/>
+          </w:rPr>
+          <w:instrText xml:space="preserve"> PAGEREF _Toc242836478 \h </w:instrText>
+        </w:r>
+        <w:r>
+          <w:rPr>
+            <w:noProof/>
+            <w:webHidden/>
+          </w:rPr>
+        </w:r>
+        <w:r>
+          <w:rPr>
+            <w:noProof/>
+            <w:webHidden/>
+          </w:rPr>
+          <w:fldChar w:fldCharType="separate"/>
+        </w:r>
+        <w:r>
+          <w:rPr>
+            <w:noProof/>
+            <w:webHidden/>
+          </w:rPr>
+          <w:t>4</w:t>
+        </w:r>
+        <w:r>
+          <w:rPr>
+            <w:noProof/>
+            <w:webHidden/>
+          </w:rPr>
+          <w:fldChar w:fldCharType="end"/>
+        </w:r>
+      </w:hyperlink>
     </w:p>
     <w:p>
       <w:pPr>
@@ -1483,24 +1438,14 @@
       <w:r>
         <w:t xml:space="preserve">Рисунок </w:t>
       </w:r>
-      <w:r>
-        <w:fldChar w:fldCharType="begin"/>
-      </w:r>
-      <w:r>
-        <w:instrText xml:space="preserve"> SEQ Рисунок \* ARABIC </w:instrText>
-      </w:r>
-      <w:r>
-        <w:fldChar w:fldCharType="separate"/>
-      </w:r>
-      <w:r>
-        <w:rPr>
-          <w:noProof/>
-        </w:rPr>
-        <w:t>1</w:t>
-      </w:r>
-      <w:r>
-        <w:fldChar w:fldCharType="end"/>
-      </w:r>
+      <w:fldSimple w:instr=" SEQ Рисунок \* ARABIC ">
+        <w:r>
+          <w:rPr>
+            <w:noProof/>
+          </w:rPr>
+          <w:t>1</w:t>
+        </w:r>
+      </w:fldSimple>
       <w:r>
         <w:t>-</w:t>
       </w:r>
@@ -1512,15 +1457,15 @@
       <w:pPr>
         <w:pStyle w:val="1"/>
       </w:pPr>
-      <w:bookmarkStart w:id="7" w:name="_Toc241452864"/>
-      <w:bookmarkStart w:id="8" w:name="_Toc242836480"/>
+      <w:bookmarkStart w:id="7" w:name="_Toc242836480"/>
+      <w:bookmarkStart w:id="8" w:name="_Toc241452864"/>
       <w:r>
         <w:t>1.2 Результат</w:t>
       </w:r>
       <w:r>
         <w:t xml:space="preserve"> решения</w:t>
       </w:r>
-      <w:bookmarkEnd w:id="8"/>
+      <w:bookmarkEnd w:id="7"/>
     </w:p>
     <w:p>
       <w:r>
@@ -1600,24 +1545,14 @@
       <w:r>
         <w:t xml:space="preserve">Рисунок </w:t>
       </w:r>
-      <w:r>
-        <w:fldChar w:fldCharType="begin"/>
-      </w:r>
-      <w:r>
-        <w:instrText xml:space="preserve"> SEQ Рисунок \* ARABIC </w:instrText>
-      </w:r>
-      <w:r>
-        <w:fldChar w:fldCharType="separate"/>
-      </w:r>
-      <w:r>
-        <w:rPr>
-          <w:noProof/>
-        </w:rPr>
-        <w:t>2</w:t>
-      </w:r>
-      <w:r>
-        <w:fldChar w:fldCharType="end"/>
-      </w:r>
+      <w:fldSimple w:instr=" SEQ Рисунок \* ARABIC ">
+        <w:r>
+          <w:rPr>
+            <w:noProof/>
+          </w:rPr>
+          <w:t>2</w:t>
+        </w:r>
+      </w:fldSimple>
       <w:r>
         <w:t>-Результаты</w:t>
       </w:r>
@@ -1674,7 +1609,7 @@
         <w:br w:type="page"/>
       </w:r>
       <w:bookmarkStart w:id="11" w:name="_Toc242836482"/>
-      <w:bookmarkEnd w:id="7"/>
+      <w:bookmarkEnd w:id="8"/>
       <w:r>
         <w:lastRenderedPageBreak/>
         <w:t>Заключение</w:t>
@@ -6456,7 +6391,7 @@
   <a:extraClrSchemeLst/>
   <a:extLst>
     <a:ext uri="{05A4C25C-085E-4340-85A3-A5531E510DB2}">
-      <thm15:themeFamily xmlns:thm15="http://schemas.microsoft.com/office/thememl/2012/main" xmlns="" name="Office Theme" id="{62F939B6-93AF-4DB8-9C6B-D6C7DFDC589F}" vid="{4A3C46E8-61CC-4603-A589-7422A47A8E4A}"/>
+      <thm15:themeFamily xmlns="" xmlns:thm15="http://schemas.microsoft.com/office/thememl/2012/main" name="Office Theme" id="{62F939B6-93AF-4DB8-9C6B-D6C7DFDC589F}" vid="{4A3C46E8-61CC-4603-A589-7422A47A8E4A}"/>
     </a:ext>
   </a:extLst>
 </a:theme>
@@ -6467,7 +6402,7 @@
 </file>
 
 <file path=customXml/itemProps1.xml><?xml version="1.0" encoding="utf-8"?>
-<ds:datastoreItem xmlns:ds="http://schemas.openxmlformats.org/officeDocument/2006/customXml" ds:itemID="{C8032040-1F6C-4D66-820D-2E02E93F606A}">
+<ds:datastoreItem xmlns:ds="http://schemas.openxmlformats.org/officeDocument/2006/customXml" ds:itemID="{107F5428-E7E9-4CA8-8753-4B399528D31F}">
   <ds:schemaRefs>
     <ds:schemaRef ds:uri="http://schemas.openxmlformats.org/officeDocument/2006/bibliography"/>
   </ds:schemaRefs>

--- a/bachelor/sem1/informatics/lab2/ИВТ-26-1б Субботин  Отчет Лабораторная 2.docx
+++ b/bachelor/sem1/informatics/lab2/ИВТ-26-1б Субботин  Отчет Лабораторная 2.docx
@@ -14,8 +14,6 @@
           <w:szCs w:val="24"/>
         </w:rPr>
       </w:pPr>
-      <w:bookmarkStart w:id="0" w:name="_GoBack"/>
-      <w:bookmarkEnd w:id="0"/>
       <w:r>
         <w:rPr>
           <w:bCs/>
@@ -633,12 +631,14 @@
       <w:pPr>
         <w:pStyle w:val="a3"/>
       </w:pPr>
-      <w:bookmarkStart w:id="1" w:name="_Toc242836310"/>
-      <w:bookmarkStart w:id="2" w:name="_Toc242836477"/>
+      <w:bookmarkStart w:id="0" w:name="_Toc242836310"/>
+      <w:bookmarkStart w:id="1" w:name="_Toc242836477"/>
+      <w:bookmarkStart w:id="2" w:name="_Toc242868855"/>
       <w:r>
         <w:lastRenderedPageBreak/>
         <w:t>Оглавление</w:t>
       </w:r>
+      <w:bookmarkEnd w:id="0"/>
       <w:bookmarkEnd w:id="1"/>
       <w:bookmarkEnd w:id="2"/>
     </w:p>
@@ -661,6 +661,8 @@
       <w:r>
         <w:fldChar w:fldCharType="separate"/>
       </w:r>
+      <w:bookmarkStart w:id="3" w:name="_GoBack"/>
+      <w:bookmarkEnd w:id="3"/>
     </w:p>
     <w:p>
       <w:pPr>
@@ -672,13 +674,126 @@
           <w:lang w:eastAsia="ru-RU"/>
         </w:rPr>
       </w:pPr>
-      <w:hyperlink w:anchor="_Toc242836478" w:history="1">
+      <w:r>
+        <w:rPr>
+          <w:rStyle w:val="a5"/>
+          <w:noProof/>
+        </w:rPr>
+        <w:fldChar w:fldCharType="begin"/>
+      </w:r>
+      <w:r>
+        <w:rPr>
+          <w:rStyle w:val="a5"/>
+          <w:noProof/>
+        </w:rPr>
+        <w:instrText xml:space="preserve"> </w:instrText>
+      </w:r>
+      <w:r>
+        <w:rPr>
+          <w:noProof/>
+        </w:rPr>
+        <w:instrText>HYPERLINK \l "_Toc242868856"</w:instrText>
+      </w:r>
+      <w:r>
+        <w:rPr>
+          <w:rStyle w:val="a5"/>
+          <w:noProof/>
+        </w:rPr>
+        <w:instrText xml:space="preserve"> </w:instrText>
+      </w:r>
+      <w:r>
+        <w:rPr>
+          <w:rStyle w:val="a5"/>
+          <w:noProof/>
+        </w:rPr>
+      </w:r>
+      <w:r>
+        <w:rPr>
+          <w:rStyle w:val="a5"/>
+          <w:noProof/>
+        </w:rPr>
+        <w:fldChar w:fldCharType="separate"/>
+      </w:r>
+      <w:r>
+        <w:rPr>
+          <w:rStyle w:val="a5"/>
+          <w:noProof/>
+        </w:rPr>
+        <w:t>1 Основная часть</w:t>
+      </w:r>
+      <w:r>
+        <w:rPr>
+          <w:noProof/>
+          <w:webHidden/>
+        </w:rPr>
+        <w:tab/>
+      </w:r>
+      <w:r>
+        <w:rPr>
+          <w:noProof/>
+          <w:webHidden/>
+        </w:rPr>
+        <w:fldChar w:fldCharType="begin"/>
+      </w:r>
+      <w:r>
+        <w:rPr>
+          <w:noProof/>
+          <w:webHidden/>
+        </w:rPr>
+        <w:instrText xml:space="preserve"> PAGEREF _Toc242868856 \h </w:instrText>
+      </w:r>
+      <w:r>
+        <w:rPr>
+          <w:noProof/>
+          <w:webHidden/>
+        </w:rPr>
+      </w:r>
+      <w:r>
+        <w:rPr>
+          <w:noProof/>
+          <w:webHidden/>
+        </w:rPr>
+        <w:fldChar w:fldCharType="separate"/>
+      </w:r>
+      <w:r>
+        <w:rPr>
+          <w:noProof/>
+          <w:webHidden/>
+        </w:rPr>
+        <w:t>4</w:t>
+      </w:r>
+      <w:r>
+        <w:rPr>
+          <w:noProof/>
+          <w:webHidden/>
+        </w:rPr>
+        <w:fldChar w:fldCharType="end"/>
+      </w:r>
+      <w:r>
+        <w:rPr>
+          <w:rStyle w:val="a5"/>
+          <w:noProof/>
+        </w:rPr>
+        <w:fldChar w:fldCharType="end"/>
+      </w:r>
+    </w:p>
+    <w:p>
+      <w:pPr>
+        <w:pStyle w:val="11"/>
+        <w:rPr>
+          <w:rFonts w:asciiTheme="minorHAnsi" w:eastAsiaTheme="minorEastAsia" w:hAnsiTheme="minorHAnsi"/>
+          <w:noProof/>
+          <w:sz w:val="22"/>
+          <w:lang w:eastAsia="ru-RU"/>
+        </w:rPr>
+      </w:pPr>
+      <w:hyperlink w:anchor="_Toc242868857" w:history="1">
         <w:r>
           <w:rPr>
             <w:rStyle w:val="a5"/>
             <w:noProof/>
           </w:rPr>
-          <w:t>1 Основная часть</w:t>
+          <w:t>1.1 Текст программы</w:t>
         </w:r>
         <w:r>
           <w:rPr>
@@ -699,7 +814,7 @@
             <w:noProof/>
             <w:webHidden/>
           </w:rPr>
-          <w:instrText xml:space="preserve"> PAGEREF _Toc242836478 \h </w:instrText>
+          <w:instrText xml:space="preserve"> PAGEREF _Toc242868857 \h </w:instrText>
         </w:r>
         <w:r>
           <w:rPr>
@@ -740,13 +855,13 @@
           <w:lang w:eastAsia="ru-RU"/>
         </w:rPr>
       </w:pPr>
-      <w:hyperlink w:anchor="_Toc242836479" w:history="1">
+      <w:hyperlink w:anchor="_Toc242868858" w:history="1">
         <w:r>
           <w:rPr>
             <w:rStyle w:val="a5"/>
             <w:noProof/>
           </w:rPr>
-          <w:t>1.1 Текст программы</w:t>
+          <w:t>1.2 Результат решения</w:t>
         </w:r>
         <w:r>
           <w:rPr>
@@ -767,7 +882,7 @@
             <w:noProof/>
             <w:webHidden/>
           </w:rPr>
-          <w:instrText xml:space="preserve"> PAGEREF _Toc242836479 \h </w:instrText>
+          <w:instrText xml:space="preserve"> PAGEREF _Toc242868858 \h </w:instrText>
         </w:r>
         <w:r>
           <w:rPr>
@@ -808,13 +923,13 @@
           <w:lang w:eastAsia="ru-RU"/>
         </w:rPr>
       </w:pPr>
-      <w:hyperlink w:anchor="_Toc242836480" w:history="1">
+      <w:hyperlink w:anchor="_Toc242868859" w:history="1">
         <w:r>
           <w:rPr>
             <w:rStyle w:val="a5"/>
             <w:noProof/>
           </w:rPr>
-          <w:t>1.2 Результат решения</w:t>
+          <w:t>1.3 Объяснение результатов</w:t>
         </w:r>
         <w:r>
           <w:rPr>
@@ -835,7 +950,7 @@
             <w:noProof/>
             <w:webHidden/>
           </w:rPr>
-          <w:instrText xml:space="preserve"> PAGEREF _Toc242836480 \h </w:instrText>
+          <w:instrText xml:space="preserve"> PAGEREF _Toc242868859 \h </w:instrText>
         </w:r>
         <w:r>
           <w:rPr>
@@ -876,13 +991,13 @@
           <w:lang w:eastAsia="ru-RU"/>
         </w:rPr>
       </w:pPr>
-      <w:hyperlink w:anchor="_Toc242836481" w:history="1">
+      <w:hyperlink w:anchor="_Toc242868860" w:history="1">
         <w:r>
           <w:rPr>
             <w:rStyle w:val="a5"/>
             <w:noProof/>
           </w:rPr>
-          <w:t>1.3 Объяснение результатов</w:t>
+          <w:t>1.4 Блок-схема</w:t>
         </w:r>
         <w:r>
           <w:rPr>
@@ -903,7 +1018,7 @@
             <w:noProof/>
             <w:webHidden/>
           </w:rPr>
-          <w:instrText xml:space="preserve"> PAGEREF _Toc242836481 \h </w:instrText>
+          <w:instrText xml:space="preserve"> PAGEREF _Toc242868860 \h </w:instrText>
         </w:r>
         <w:r>
           <w:rPr>
@@ -923,7 +1038,7 @@
             <w:noProof/>
             <w:webHidden/>
           </w:rPr>
-          <w:t>4</w:t>
+          <w:t>5</w:t>
         </w:r>
         <w:r>
           <w:rPr>
@@ -944,7 +1059,7 @@
           <w:lang w:eastAsia="ru-RU"/>
         </w:rPr>
       </w:pPr>
-      <w:hyperlink w:anchor="_Toc242836482" w:history="1">
+      <w:hyperlink w:anchor="_Toc242868861" w:history="1">
         <w:r>
           <w:rPr>
             <w:rStyle w:val="a5"/>
@@ -971,7 +1086,7 @@
             <w:noProof/>
             <w:webHidden/>
           </w:rPr>
-          <w:instrText xml:space="preserve"> PAGEREF _Toc242836482 \h </w:instrText>
+          <w:instrText xml:space="preserve"> PAGEREF _Toc242868861 \h </w:instrText>
         </w:r>
         <w:r>
           <w:rPr>
@@ -1012,7 +1127,7 @@
           <w:lang w:eastAsia="ru-RU"/>
         </w:rPr>
       </w:pPr>
-      <w:hyperlink w:anchor="_Toc242836483" w:history="1">
+      <w:hyperlink w:anchor="_Toc242868862" w:history="1">
         <w:r>
           <w:rPr>
             <w:rStyle w:val="a5"/>
@@ -1039,7 +1154,7 @@
             <w:noProof/>
             <w:webHidden/>
           </w:rPr>
-          <w:instrText xml:space="preserve"> PAGEREF _Toc242836483 \h </w:instrText>
+          <w:instrText xml:space="preserve"> PAGEREF _Toc242868862 \h </w:instrText>
         </w:r>
         <w:r>
           <w:rPr>
@@ -1310,25 +1425,25 @@
       <w:r>
         <w:br w:type="page"/>
       </w:r>
-      <w:bookmarkStart w:id="3" w:name="_Toc241452598"/>
-      <w:bookmarkStart w:id="4" w:name="_Toc241452850"/>
-      <w:bookmarkStart w:id="5" w:name="_Toc242836478"/>
+      <w:bookmarkStart w:id="4" w:name="_Toc241452598"/>
+      <w:bookmarkStart w:id="5" w:name="_Toc241452850"/>
+      <w:bookmarkStart w:id="6" w:name="_Toc242868856"/>
       <w:r>
         <w:lastRenderedPageBreak/>
         <w:t xml:space="preserve">1 </w:t>
       </w:r>
-      <w:bookmarkEnd w:id="3"/>
       <w:bookmarkEnd w:id="4"/>
+      <w:bookmarkEnd w:id="5"/>
       <w:r>
         <w:t>Основная часть</w:t>
       </w:r>
-      <w:bookmarkEnd w:id="5"/>
+      <w:bookmarkEnd w:id="6"/>
     </w:p>
     <w:p>
       <w:pPr>
         <w:pStyle w:val="1"/>
       </w:pPr>
-      <w:bookmarkStart w:id="6" w:name="_Toc242836479"/>
+      <w:bookmarkStart w:id="7" w:name="_Toc242868857"/>
       <w:r>
         <w:t xml:space="preserve">1.1 </w:t>
       </w:r>
@@ -1343,7 +1458,7 @@
       <w:r>
         <w:t>ограммы</w:t>
       </w:r>
-      <w:bookmarkEnd w:id="6"/>
+      <w:bookmarkEnd w:id="7"/>
     </w:p>
     <w:p>
       <w:pPr>
@@ -1382,10 +1497,10 @@
           <w:lang w:eastAsia="ru-RU"/>
         </w:rPr>
         <w:drawing>
-          <wp:inline distT="0" distB="0" distL="0" distR="0" wp14:anchorId="613B9F34" wp14:editId="47577764">
-            <wp:extent cx="5895831" cy="2020186"/>
+          <wp:inline distT="0" distB="0" distL="0" distR="0" wp14:anchorId="29374B9B" wp14:editId="00919B4F">
+            <wp:extent cx="5380075" cy="2142419"/>
             <wp:effectExtent l="0" t="0" r="0" b="0"/>
-            <wp:docPr id="2" name="Рисунок 2" descr="C:\Users\sga\YandexDisk\Скриншоты\2026-10-14_01-59-35.png"/>
+            <wp:docPr id="4" name="Рисунок 4" descr="C:\Users\sga\YandexDisk\Скриншоты\2026-10-14_11-11-51.png"/>
             <wp:cNvGraphicFramePr>
               <a:graphicFrameLocks xmlns:a="http://schemas.openxmlformats.org/drawingml/2006/main" noChangeAspect="1"/>
             </wp:cNvGraphicFramePr>
@@ -1393,7 +1508,7 @@
               <a:graphicData uri="http://schemas.openxmlformats.org/drawingml/2006/picture">
                 <pic:pic xmlns:pic="http://schemas.openxmlformats.org/drawingml/2006/picture">
                   <pic:nvPicPr>
-                    <pic:cNvPr id="0" name="Picture 2" descr="C:\Users\sga\YandexDisk\Скриншоты\2026-10-14_01-59-35.png"/>
+                    <pic:cNvPr id="0" name="Picture 2" descr="C:\Users\sga\YandexDisk\Скриншоты\2026-10-14_11-11-51.png"/>
                     <pic:cNvPicPr>
                       <a:picLocks noChangeAspect="1" noChangeArrowheads="1"/>
                     </pic:cNvPicPr>
@@ -1414,7 +1529,7 @@
                   <pic:spPr bwMode="auto">
                     <a:xfrm>
                       <a:off x="0" y="0"/>
-                      <a:ext cx="5907834" cy="2024299"/>
+                      <a:ext cx="5380127" cy="2142440"/>
                     </a:xfrm>
                     <a:prstGeom prst="rect">
                       <a:avLst/>
@@ -1438,14 +1553,27 @@
       <w:r>
         <w:t xml:space="preserve">Рисунок </w:t>
       </w:r>
-      <w:fldSimple w:instr=" SEQ Рисунок \* ARABIC ">
-        <w:r>
-          <w:rPr>
-            <w:noProof/>
-          </w:rPr>
-          <w:t>1</w:t>
-        </w:r>
-      </w:fldSimple>
+      <w:r>
+        <w:fldChar w:fldCharType="begin"/>
+      </w:r>
+      <w:r>
+        <w:instrText xml:space="preserve"> SEQ Рисунок \* ARABIC </w:instrText>
+      </w:r>
+      <w:r>
+        <w:fldChar w:fldCharType="separate"/>
+      </w:r>
+      <w:r>
+        <w:rPr>
+          <w:noProof/>
+        </w:rPr>
+        <w:t>1</w:t>
+      </w:r>
+      <w:r>
+        <w:rPr>
+          <w:noProof/>
+        </w:rPr>
+        <w:fldChar w:fldCharType="end"/>
+      </w:r>
       <w:r>
         <w:t>-</w:t>
       </w:r>
@@ -1457,15 +1585,15 @@
       <w:pPr>
         <w:pStyle w:val="1"/>
       </w:pPr>
-      <w:bookmarkStart w:id="7" w:name="_Toc242836480"/>
       <w:bookmarkStart w:id="8" w:name="_Toc241452864"/>
+      <w:bookmarkStart w:id="9" w:name="_Toc242868858"/>
       <w:r>
         <w:t>1.2 Результат</w:t>
       </w:r>
       <w:r>
         <w:t xml:space="preserve"> решения</w:t>
       </w:r>
-      <w:bookmarkEnd w:id="7"/>
+      <w:bookmarkEnd w:id="9"/>
     </w:p>
     <w:p>
       <w:r>
@@ -1545,61 +1673,163 @@
       <w:r>
         <w:t xml:space="preserve">Рисунок </w:t>
       </w:r>
+      <w:r>
+        <w:fldChar w:fldCharType="begin"/>
+      </w:r>
+      <w:r>
+        <w:instrText xml:space="preserve"> SEQ Рисунок \* ARABIC </w:instrText>
+      </w:r>
+      <w:r>
+        <w:fldChar w:fldCharType="separate"/>
+      </w:r>
+      <w:r>
+        <w:rPr>
+          <w:noProof/>
+        </w:rPr>
+        <w:t>2</w:t>
+      </w:r>
+      <w:r>
+        <w:rPr>
+          <w:noProof/>
+        </w:rPr>
+        <w:fldChar w:fldCharType="end"/>
+      </w:r>
+      <w:r>
+        <w:t>-Результаты</w:t>
+      </w:r>
+    </w:p>
+    <w:p>
+      <w:pPr>
+        <w:pStyle w:val="1"/>
+      </w:pPr>
+      <w:bookmarkStart w:id="10" w:name="_Toc242868859"/>
+      <w:r>
+        <w:t>1.3 Объяснение результатов</w:t>
+      </w:r>
+      <w:bookmarkEnd w:id="10"/>
+    </w:p>
+    <w:p>
+      <w:bookmarkStart w:id="11" w:name="_Toc242832529"/>
+      <w:r>
+        <w:lastRenderedPageBreak/>
+        <w:t>В некоторых членах ряда натуральный логарифм ном</w:t>
+      </w:r>
+      <w:r>
+        <w:t>е</w:t>
+      </w:r>
+      <w:r>
+        <w:t xml:space="preserve">ре члена равен нулю. </w:t>
+      </w:r>
+      <w:r>
+        <w:t>Деление на ноль приводит к неожиданным результатам и потере данных. Было принято решение проводить проверку на нуль в</w:t>
+      </w:r>
+      <w:r>
+        <w:t xml:space="preserve"> теле цикла</w:t>
+      </w:r>
+      <w:r>
+        <w:t xml:space="preserve"> </w:t>
+      </w:r>
+      <w:r>
+        <w:t>[1]</w:t>
+      </w:r>
+      <w:r>
+        <w:t>.</w:t>
+      </w:r>
+      <w:bookmarkEnd w:id="11"/>
+    </w:p>
+    <w:p>
+      <w:pPr>
+        <w:pStyle w:val="1"/>
+      </w:pPr>
+      <w:bookmarkStart w:id="12" w:name="_Toc242868860"/>
+      <w:r>
+        <w:t>1.4 Блок-схема</w:t>
+      </w:r>
+      <w:bookmarkEnd w:id="12"/>
+    </w:p>
+    <w:p>
+      <w:r>
+        <w:t>На рисунке 3 изображена блок-схема программы.</w:t>
+      </w:r>
+    </w:p>
+    <w:p>
+      <w:pPr>
+        <w:keepNext/>
+        <w:jc w:val="center"/>
+      </w:pPr>
+      <w:r>
+        <w:rPr>
+          <w:noProof/>
+          <w:lang w:eastAsia="ru-RU"/>
+        </w:rPr>
+        <w:drawing>
+          <wp:inline distT="0" distB="0" distL="0" distR="0" wp14:anchorId="1D602463" wp14:editId="44CC200E">
+            <wp:extent cx="1252050" cy="6177516"/>
+            <wp:effectExtent l="0" t="0" r="5715" b="0"/>
+            <wp:docPr id="1" name="Рисунок 1" descr="C:\Users\sga\Desktop\политех\Labs_PSTU_Subbotin_V_A\bachelor\sem1\informatics\lab2\блок-схема.png"/>
+            <wp:cNvGraphicFramePr>
+              <a:graphicFrameLocks xmlns:a="http://schemas.openxmlformats.org/drawingml/2006/main" noChangeAspect="1"/>
+            </wp:cNvGraphicFramePr>
+            <a:graphic xmlns:a="http://schemas.openxmlformats.org/drawingml/2006/main">
+              <a:graphicData uri="http://schemas.openxmlformats.org/drawingml/2006/picture">
+                <pic:pic xmlns:pic="http://schemas.openxmlformats.org/drawingml/2006/picture">
+                  <pic:nvPicPr>
+                    <pic:cNvPr id="0" name="Picture 1" descr="C:\Users\sga\Desktop\политех\Labs_PSTU_Subbotin_V_A\bachelor\sem1\informatics\lab2\блок-схема.png"/>
+                    <pic:cNvPicPr>
+                      <a:picLocks noChangeAspect="1" noChangeArrowheads="1"/>
+                    </pic:cNvPicPr>
+                  </pic:nvPicPr>
+                  <pic:blipFill>
+                    <a:blip r:embed="rId11">
+                      <a:extLst>
+                        <a:ext uri="{28A0092B-C50C-407E-A947-70E740481C1C}">
+                          <a14:useLocalDpi xmlns:a14="http://schemas.microsoft.com/office/drawing/2010/main" val="0"/>
+                        </a:ext>
+                      </a:extLst>
+                    </a:blip>
+                    <a:srcRect/>
+                    <a:stretch>
+                      <a:fillRect/>
+                    </a:stretch>
+                  </pic:blipFill>
+                  <pic:spPr bwMode="auto">
+                    <a:xfrm>
+                      <a:off x="0" y="0"/>
+                      <a:ext cx="1252178" cy="6178149"/>
+                    </a:xfrm>
+                    <a:prstGeom prst="rect">
+                      <a:avLst/>
+                    </a:prstGeom>
+                    <a:noFill/>
+                    <a:ln>
+                      <a:noFill/>
+                    </a:ln>
+                  </pic:spPr>
+                </pic:pic>
+              </a:graphicData>
+            </a:graphic>
+          </wp:inline>
+        </w:drawing>
+      </w:r>
+    </w:p>
+    <w:p>
+      <w:pPr>
+        <w:pStyle w:val="ac"/>
+      </w:pPr>
+      <w:r>
+        <w:t xml:space="preserve">Рисунок </w:t>
+      </w:r>
       <w:fldSimple w:instr=" SEQ Рисунок \* ARABIC ">
         <w:r>
           <w:rPr>
             <w:noProof/>
           </w:rPr>
-          <w:t>2</w:t>
+          <w:t>3</w:t>
         </w:r>
       </w:fldSimple>
       <w:r>
-        <w:t>-Результаты</w:t>
-      </w:r>
-    </w:p>
-    <w:p>
-      <w:pPr>
-        <w:pStyle w:val="1"/>
-      </w:pPr>
-      <w:bookmarkStart w:id="9" w:name="_Toc242836481"/>
-      <w:r>
-        <w:t>1.3 Объяснение результатов</w:t>
-      </w:r>
-      <w:bookmarkEnd w:id="9"/>
-    </w:p>
-    <w:p>
-      <w:bookmarkStart w:id="10" w:name="_Toc242832529"/>
-      <w:r>
-        <w:lastRenderedPageBreak/>
-        <w:t>В некоторых членах ряда натуральный логарифм ном</w:t>
-      </w:r>
-      <w:r>
-        <w:t>е</w:t>
-      </w:r>
-      <w:r>
-        <w:t xml:space="preserve">ре члена равен нулю. </w:t>
-      </w:r>
-      <w:r>
-        <w:t>Деление на ноль приводит к неожиданным результатам и потере данных. Было принято решение проводить проверку на нуль в</w:t>
-      </w:r>
-      <w:r>
-        <w:t xml:space="preserve"> теле цикла</w:t>
-      </w:r>
-      <w:r>
-        <w:t xml:space="preserve"> </w:t>
-      </w:r>
-      <w:r>
-        <w:t>[1]</w:t>
-      </w:r>
-      <w:r>
-        <w:t>.</w:t>
-      </w:r>
-      <w:bookmarkEnd w:id="10"/>
-    </w:p>
-    <w:p>
-      <w:pPr>
-        <w:pStyle w:val="1"/>
-      </w:pPr>
+        <w:t>-Блок-схема</w:t>
+      </w:r>
     </w:p>
     <w:p>
       <w:pPr>
@@ -1608,13 +1838,13 @@
       <w:r>
         <w:br w:type="page"/>
       </w:r>
-      <w:bookmarkStart w:id="11" w:name="_Toc242836482"/>
+      <w:bookmarkStart w:id="13" w:name="_Toc242868861"/>
       <w:bookmarkEnd w:id="8"/>
       <w:r>
         <w:lastRenderedPageBreak/>
         <w:t>Заключение</w:t>
       </w:r>
-      <w:bookmarkEnd w:id="11"/>
+      <w:bookmarkEnd w:id="13"/>
     </w:p>
     <w:p>
       <w:pPr>
@@ -1734,12 +1964,12 @@
       <w:pPr>
         <w:pStyle w:val="a3"/>
       </w:pPr>
-      <w:bookmarkStart w:id="12" w:name="_Toc242836483"/>
+      <w:bookmarkStart w:id="14" w:name="_Toc242868862"/>
       <w:r>
         <w:lastRenderedPageBreak/>
         <w:t>Список использованных источников</w:t>
       </w:r>
-      <w:bookmarkEnd w:id="12"/>
+      <w:bookmarkEnd w:id="14"/>
     </w:p>
     <w:p>
       <w:pPr>
@@ -1862,7 +2092,7 @@
       </w:pPr>
     </w:p>
     <w:sectPr>
-      <w:headerReference w:type="default" r:id="rId11"/>
+      <w:headerReference w:type="default" r:id="rId12"/>
       <w:pgSz w:w="11906" w:h="16838"/>
       <w:pgMar w:top="1134" w:right="851" w:bottom="1134" w:left="1418" w:header="709" w:footer="709" w:gutter="0"/>
       <w:pgNumType w:start="1"/>
@@ -6391,7 +6621,7 @@
   <a:extraClrSchemeLst/>
   <a:extLst>
     <a:ext uri="{05A4C25C-085E-4340-85A3-A5531E510DB2}">
-      <thm15:themeFamily xmlns="" xmlns:thm15="http://schemas.microsoft.com/office/thememl/2012/main" name="Office Theme" id="{62F939B6-93AF-4DB8-9C6B-D6C7DFDC589F}" vid="{4A3C46E8-61CC-4603-A589-7422A47A8E4A}"/>
+      <thm15:themeFamily xmlns:thm15="http://schemas.microsoft.com/office/thememl/2012/main" xmlns="" name="Office Theme" id="{62F939B6-93AF-4DB8-9C6B-D6C7DFDC589F}" vid="{4A3C46E8-61CC-4603-A589-7422A47A8E4A}"/>
     </a:ext>
   </a:extLst>
 </a:theme>
@@ -6402,7 +6632,7 @@
 </file>
 
 <file path=customXml/itemProps1.xml><?xml version="1.0" encoding="utf-8"?>
-<ds:datastoreItem xmlns:ds="http://schemas.openxmlformats.org/officeDocument/2006/customXml" ds:itemID="{107F5428-E7E9-4CA8-8753-4B399528D31F}">
+<ds:datastoreItem xmlns:ds="http://schemas.openxmlformats.org/officeDocument/2006/customXml" ds:itemID="{22E0C4B1-2BCA-49B2-93CA-D62DF0154794}">
   <ds:schemaRefs>
     <ds:schemaRef ds:uri="http://schemas.openxmlformats.org/officeDocument/2006/bibliography"/>
   </ds:schemaRefs>

--- a/bachelor/sem1/informatics/lab2/ИВТ-26-1б Субботин  Отчет Лабораторная 2.docx
+++ b/bachelor/sem1/informatics/lab2/ИВТ-26-1б Субботин  Отчет Лабораторная 2.docx
@@ -14,6 +14,8 @@
           <w:szCs w:val="24"/>
         </w:rPr>
       </w:pPr>
+      <w:bookmarkStart w:id="0" w:name="_GoBack"/>
+      <w:bookmarkEnd w:id="0"/>
       <w:r>
         <w:rPr>
           <w:bCs/>
@@ -422,7 +424,14 @@
           <w:szCs w:val="28"/>
           <w:u w:val="single"/>
         </w:rPr>
-        <w:t xml:space="preserve"> преп. каф. ИТАС</w:t>
+        <w:t xml:space="preserve"> асс</w:t>
+      </w:r>
+      <w:r>
+        <w:rPr>
+          <w:szCs w:val="28"/>
+          <w:u w:val="single"/>
+        </w:rPr>
+        <w:t>. ИТАС</w:t>
       </w:r>
       <w:r>
         <w:rPr>
@@ -631,16 +640,16 @@
       <w:pPr>
         <w:pStyle w:val="a3"/>
       </w:pPr>
-      <w:bookmarkStart w:id="0" w:name="_Toc242836310"/>
-      <w:bookmarkStart w:id="1" w:name="_Toc242836477"/>
-      <w:bookmarkStart w:id="2" w:name="_Toc242868855"/>
+      <w:bookmarkStart w:id="1" w:name="_Toc242836310"/>
+      <w:bookmarkStart w:id="2" w:name="_Toc242836477"/>
+      <w:bookmarkStart w:id="3" w:name="_Toc242868855"/>
       <w:r>
         <w:lastRenderedPageBreak/>
         <w:t>Оглавление</w:t>
       </w:r>
-      <w:bookmarkEnd w:id="0"/>
       <w:bookmarkEnd w:id="1"/>
       <w:bookmarkEnd w:id="2"/>
+      <w:bookmarkEnd w:id="3"/>
     </w:p>
     <w:p>
       <w:pPr>
@@ -661,8 +670,6 @@
       <w:r>
         <w:fldChar w:fldCharType="separate"/>
       </w:r>
-      <w:bookmarkStart w:id="3" w:name="_GoBack"/>
-      <w:bookmarkEnd w:id="3"/>
     </w:p>
     <w:p>
       <w:pPr>
@@ -674,108 +681,63 @@
           <w:lang w:eastAsia="ru-RU"/>
         </w:rPr>
       </w:pPr>
-      <w:r>
-        <w:rPr>
-          <w:rStyle w:val="a5"/>
-          <w:noProof/>
-        </w:rPr>
-        <w:fldChar w:fldCharType="begin"/>
-      </w:r>
-      <w:r>
-        <w:rPr>
-          <w:rStyle w:val="a5"/>
-          <w:noProof/>
-        </w:rPr>
-        <w:instrText xml:space="preserve"> </w:instrText>
-      </w:r>
-      <w:r>
-        <w:rPr>
-          <w:noProof/>
-        </w:rPr>
-        <w:instrText>HYPERLINK \l "_Toc242868856"</w:instrText>
-      </w:r>
-      <w:r>
-        <w:rPr>
-          <w:rStyle w:val="a5"/>
-          <w:noProof/>
-        </w:rPr>
-        <w:instrText xml:space="preserve"> </w:instrText>
-      </w:r>
-      <w:r>
-        <w:rPr>
-          <w:rStyle w:val="a5"/>
-          <w:noProof/>
-        </w:rPr>
-      </w:r>
-      <w:r>
-        <w:rPr>
-          <w:rStyle w:val="a5"/>
-          <w:noProof/>
-        </w:rPr>
-        <w:fldChar w:fldCharType="separate"/>
-      </w:r>
-      <w:r>
-        <w:rPr>
-          <w:rStyle w:val="a5"/>
-          <w:noProof/>
-        </w:rPr>
-        <w:t>1 Основная часть</w:t>
-      </w:r>
-      <w:r>
-        <w:rPr>
-          <w:noProof/>
-          <w:webHidden/>
-        </w:rPr>
-        <w:tab/>
-      </w:r>
-      <w:r>
-        <w:rPr>
-          <w:noProof/>
-          <w:webHidden/>
-        </w:rPr>
-        <w:fldChar w:fldCharType="begin"/>
-      </w:r>
-      <w:r>
-        <w:rPr>
-          <w:noProof/>
-          <w:webHidden/>
-        </w:rPr>
-        <w:instrText xml:space="preserve"> PAGEREF _Toc242868856 \h </w:instrText>
-      </w:r>
-      <w:r>
-        <w:rPr>
-          <w:noProof/>
-          <w:webHidden/>
-        </w:rPr>
-      </w:r>
-      <w:r>
-        <w:rPr>
-          <w:noProof/>
-          <w:webHidden/>
-        </w:rPr>
-        <w:fldChar w:fldCharType="separate"/>
-      </w:r>
-      <w:r>
-        <w:rPr>
-          <w:noProof/>
-          <w:webHidden/>
-        </w:rPr>
-        <w:t>4</w:t>
-      </w:r>
-      <w:r>
-        <w:rPr>
-          <w:noProof/>
-          <w:webHidden/>
-        </w:rPr>
-        <w:fldChar w:fldCharType="end"/>
-      </w:r>
-      <w:r>
-        <w:rPr>
-          <w:rStyle w:val="a5"/>
-          <w:noProof/>
-        </w:rPr>
-        <w:fldChar w:fldCharType="end"/>
-      </w:r>
+      <w:hyperlink w:anchor="_Toc242868856" w:history="1">
+        <w:r>
+          <w:rPr>
+            <w:rStyle w:val="a5"/>
+            <w:noProof/>
+          </w:rPr>
+          <w:t>1 Основная часть</w:t>
+        </w:r>
+        <w:r>
+          <w:rPr>
+            <w:noProof/>
+            <w:webHidden/>
+          </w:rPr>
+          <w:tab/>
+        </w:r>
+        <w:r>
+          <w:rPr>
+            <w:noProof/>
+            <w:webHidden/>
+          </w:rPr>
+          <w:fldChar w:fldCharType="begin"/>
+        </w:r>
+        <w:r>
+          <w:rPr>
+            <w:noProof/>
+            <w:webHidden/>
+          </w:rPr>
+          <w:instrText xml:space="preserve"> PAGEREF _Toc242868856 \h </w:instrText>
+        </w:r>
+        <w:r>
+          <w:rPr>
+            <w:noProof/>
+            <w:webHidden/>
+          </w:rPr>
+        </w:r>
+        <w:r>
+          <w:rPr>
+            <w:noProof/>
+            <w:webHidden/>
+          </w:rPr>
+          <w:fldChar w:fldCharType="separate"/>
+        </w:r>
+        <w:r>
+          <w:rPr>
+            <w:noProof/>
+            <w:webHidden/>
+          </w:rPr>
+          <w:t>4</w:t>
+        </w:r>
+        <w:r>
+          <w:rPr>
+            <w:noProof/>
+            <w:webHidden/>
+          </w:rPr>
+          <w:fldChar w:fldCharType="end"/>
+        </w:r>
+      </w:hyperlink>
     </w:p>
     <w:p>
       <w:pPr>
@@ -1585,15 +1547,15 @@
       <w:pPr>
         <w:pStyle w:val="1"/>
       </w:pPr>
-      <w:bookmarkStart w:id="8" w:name="_Toc241452864"/>
-      <w:bookmarkStart w:id="9" w:name="_Toc242868858"/>
+      <w:bookmarkStart w:id="8" w:name="_Toc242868858"/>
+      <w:bookmarkStart w:id="9" w:name="_Toc241452864"/>
       <w:r>
         <w:t>1.2 Результат</w:t>
       </w:r>
       <w:r>
         <w:t xml:space="preserve"> решения</w:t>
       </w:r>
-      <w:bookmarkEnd w:id="9"/>
+      <w:bookmarkEnd w:id="8"/>
     </w:p>
     <w:p>
       <w:r>
@@ -1839,7 +1801,7 @@
         <w:br w:type="page"/>
       </w:r>
       <w:bookmarkStart w:id="13" w:name="_Toc242868861"/>
-      <w:bookmarkEnd w:id="8"/>
+      <w:bookmarkEnd w:id="9"/>
       <w:r>
         <w:lastRenderedPageBreak/>
         <w:t>Заключение</w:t>
@@ -6632,7 +6594,7 @@
 </file>
 
 <file path=customXml/itemProps1.xml><?xml version="1.0" encoding="utf-8"?>
-<ds:datastoreItem xmlns:ds="http://schemas.openxmlformats.org/officeDocument/2006/customXml" ds:itemID="{22E0C4B1-2BCA-49B2-93CA-D62DF0154794}">
+<ds:datastoreItem xmlns:ds="http://schemas.openxmlformats.org/officeDocument/2006/customXml" ds:itemID="{ED33CF5E-7DD5-478E-B703-55520236D822}">
   <ds:schemaRefs>
     <ds:schemaRef ds:uri="http://schemas.openxmlformats.org/officeDocument/2006/bibliography"/>
   </ds:schemaRefs>
